--- a/2026-B/ingenieria-desarrollo-movil/unidad-02/optional-activity/pdf/Practica-Unidad02.docx
+++ b/2026-B/ingenieria-desarrollo-movil/unidad-02/optional-activity/pdf/Practica-Unidad02.docx
@@ -672,7 +672,7 @@
           <w:sz w:val="22"/>
           <w:szCs w:val="22"/>
         </w:rPr>
-        <w:t xml:space="preserve">tu proyecto ABP</w:t>
+        <w:t xml:space="preserve">tu proyecto de aula</w:t>
       </w:r>
       <w:r>
         <w:rPr>
@@ -728,26 +728,25 @@
     </w:p>
     <w:p>
       <w:pPr>
-        <w:spacing w:before="120" w:after="120" w:line="276" w:lineRule="auto"/>
-        <w:ind w:left="120"/>
-        <w:shd w:val="clear" w:color="auto" w:fill="E9F7EF"/>
+        <w:spacing w:after="120" w:line="276" w:lineRule="auto"/>
+        <w:jc w:val="both"/>
       </w:pPr>
       <w:r>
         <w:rPr>
           <w:rFonts w:ascii="Times New Roman" w:hAnsi="Times New Roman" w:cs="Times New Roman"/>
           <w:b/>
           <w:color w:val="000000"/>
-          <w:sz w:val="21"/>
-          <w:szCs w:val="21"/>
-        </w:rPr>
-        <w:t xml:space="preserve">Nota:</w:t>
-      </w:r>
-      <w:r>
-        <w:rPr>
-          <w:rFonts w:ascii="Times New Roman" w:hAnsi="Times New Roman" w:cs="Times New Roman"/>
-          <w:color w:val="000000"/>
-          <w:sz w:val="21"/>
-          <w:szCs w:val="21"/>
+          <w:sz w:val="22"/>
+          <w:szCs w:val="22"/>
+        </w:rPr>
+        <w:t xml:space="preserve">Nota.</w:t>
+      </w:r>
+      <w:r>
+        <w:rPr>
+          <w:rFonts w:ascii="Times New Roman" w:hAnsi="Times New Roman" w:cs="Times New Roman"/>
+          <w:color w:val="000000"/>
+          <w:sz w:val="22"/>
+          <w:szCs w:val="22"/>
         </w:rPr>
         <w:t xml:space="preserve"> Todo lo que produzcas es reutilizable: la Parte A alimenta lo que tu publicación del foro dice sobre estructura y estado (sección 01 del marco); las Partes B y C, lo que dice sobre APIs, tokens y datos (sección 03); la Parte D, lo que dice sobre interfaz (sección 02).</w:t>
       </w:r>
@@ -812,7 +811,7 @@
           <w:sz w:val="22"/>
           <w:szCs w:val="22"/>
         </w:rPr>
-        <w:t xml:space="preserve"> de [Plantillas del proyecto](https://code-corhuila.github.io/ova-web/2026-B/ingenieria-desarrollo-movil/abp/plantillas/) y llénala </w:t>
+        <w:t xml:space="preserve"> de [Plantillas del proyecto](https://code-corhuila.github.io/ova-web/2026-B/ingenieria-desarrollo-movil/proyecto-aula/plantillas/) y llénala </w:t>
       </w:r>
       <w:r>
         <w:rPr>
@@ -1508,7 +1507,7 @@
           <w:sz w:val="21"/>
           <w:szCs w:val="21"/>
         </w:rPr>
-        <w:t xml:space="preserve">Atención:</w:t>
+        <w:t xml:space="preserve">Cuidado:</w:t>
       </w:r>
       <w:r>
         <w:rPr>
@@ -2783,7 +2782,7 @@
           <w:sz w:val="22"/>
           <w:szCs w:val="22"/>
         </w:rPr>
-        <w:t xml:space="preserve"> cuando sirva la copia local (es un mínimo del ABP).</w:t>
+        <w:t xml:space="preserve"> cuando sirva la copia local (es un mínimo del proyecto de aula).</w:t>
       </w:r>
     </w:p>
     <w:p>
@@ -2793,26 +2792,25 @@
     </w:p>
     <w:p>
       <w:pPr>
-        <w:spacing w:before="120" w:after="120" w:line="276" w:lineRule="auto"/>
-        <w:ind w:left="120"/>
-        <w:shd w:val="clear" w:color="auto" w:fill="E9F7EF"/>
+        <w:spacing w:after="120" w:line="276" w:lineRule="auto"/>
+        <w:jc w:val="both"/>
       </w:pPr>
       <w:r>
         <w:rPr>
           <w:rFonts w:ascii="Times New Roman" w:hAnsi="Times New Roman" w:cs="Times New Roman"/>
           <w:b/>
           <w:color w:val="000000"/>
-          <w:sz w:val="21"/>
-          <w:szCs w:val="21"/>
-        </w:rPr>
-        <w:t xml:space="preserve">Consejo:</w:t>
-      </w:r>
-      <w:r>
-        <w:rPr>
-          <w:rFonts w:ascii="Times New Roman" w:hAnsi="Times New Roman" w:cs="Times New Roman"/>
-          <w:color w:val="000000"/>
-          <w:sz w:val="21"/>
-          <w:szCs w:val="21"/>
+          <w:sz w:val="22"/>
+          <w:szCs w:val="22"/>
+        </w:rPr>
+        <w:t xml:space="preserve">Consejo.</w:t>
+      </w:r>
+      <w:r>
+        <w:rPr>
+          <w:rFonts w:ascii="Times New Roman" w:hAnsi="Times New Roman" w:cs="Times New Roman"/>
+          <w:color w:val="000000"/>
+          <w:sz w:val="22"/>
+          <w:szCs w:val="22"/>
         </w:rPr>
         <w:t xml:space="preserve"> Si al cambiar de repositorio tuviste que tocar la página o el ViewModel, hay una fuga entre capas. Encuéntrala y anótala: es un excelente ejemplo para tu publicación del foro.</w:t>
       </w:r>
@@ -3617,7 +3615,7 @@
           <w:sz w:val="21"/>
           <w:szCs w:val="21"/>
         </w:rPr>
-        <w:t xml:space="preserve">Atención:</w:t>
+        <w:t xml:space="preserve">Cuidado:</w:t>
       </w:r>
       <w:r>
         <w:rPr>
@@ -4491,36 +4489,16 @@
     </w:p>
     <w:p>
       <w:pPr>
-        <w:spacing w:before="120" w:after="120" w:line="276" w:lineRule="auto"/>
-        <w:ind w:left="120"/>
-        <w:shd w:val="clear" w:color="auto" w:fill="E9F7EF"/>
+        <w:spacing w:after="120" w:line="276" w:lineRule="auto"/>
+        <w:jc w:val="both"/>
       </w:pPr>
       <w:r>
         <w:rPr>
           <w:rFonts w:ascii="Times New Roman" w:hAnsi="Times New Roman" w:cs="Times New Roman"/>
           <w:b/>
           <w:color w:val="000000"/>
-          <w:sz w:val="21"/>
-          <w:szCs w:val="21"/>
-        </w:rPr>
-        <w:t xml:space="preserve">Consejo:</w:t>
-      </w:r>
-      <w:r>
-        <w:rPr>
-          <w:rFonts w:ascii="Times New Roman" w:hAnsi="Times New Roman" w:cs="Times New Roman"/>
-          <w:color w:val="000000"/>
-          <w:sz w:val="21"/>
-          <w:szCs w:val="21"/>
-        </w:rPr>
-        <w:t xml:space="preserve"> </w:t>
-      </w:r>
-      <w:r>
-        <w:rPr>
-          <w:rFonts w:ascii="Times New Roman" w:hAnsi="Times New Roman" w:cs="Times New Roman"/>
-          <w:b/>
-          <w:color w:val="000000"/>
-          <w:sz w:val="21"/>
-          <w:szCs w:val="21"/>
+          <w:sz w:val="22"/>
+          <w:szCs w:val="22"/>
         </w:rPr>
         <w:t xml:space="preserve">Hacia el H2.</w:t>
       </w:r>
@@ -4528,10 +4506,10 @@
         <w:rPr>
           <w:rFonts w:ascii="Times New Roman" w:hAnsi="Times New Roman" w:cs="Times New Roman"/>
           <w:color w:val="000000"/>
-          <w:sz w:val="21"/>
-          <w:szCs w:val="21"/>
-        </w:rPr>
-        <w:t xml:space="preserve"> Cierra con tres frases para tu publicación del foro: la estructura por capas, tu patrón de estado (con la alternativa descartada) y cómo tratas errores, tokens y falta de red. [Guía del proyecto ABP](https://code-corhuila.github.io/ova-web/2026-B/ingenieria-desarrollo-movil/abp/guia/).</w:t>
+          <w:sz w:val="22"/>
+          <w:szCs w:val="22"/>
+        </w:rPr>
+        <w:t xml:space="preserve"> Cierra con tres frases para tu publicación del foro: la estructura por capas, tu patrón de estado (con la alternativa descartada) y cómo tratas errores, tokens y falta de red. [Guía del proyecto de aula](https://code-corhuila.github.io/ova-web/2026-B/ingenieria-desarrollo-movil/proyecto-aula/guia/).</w:t>
       </w:r>
     </w:p>
     <w:p>
